--- a/rapports/2026-06-06/EQ14/EQ14_sup_v2/DR_malforme_1_11202E_11/91-47-29-83.docx
+++ b/rapports/2026-06-06/EQ14/EQ14_sup_v2/DR_malforme_1_11202E_11/91-47-29-83.docx
@@ -297,7 +297,7 @@
           <w:color w:val="1F6FEB"/>
           <w:sz w:val="22"/>
         </w:rPr>
-        <w:t>⚠ INCOHÉRENCES À CORRIGER (80)</w:t>
+        <w:t>⚠ INCOHÉRENCES À CORRIGER (71)</w:t>
       </w:r>
     </w:p>
     <w:tbl>
@@ -634,7 +634,7 @@
                 <w:color w:val="16A34A"/>
                 <w:sz w:val="16"/>
               </w:rPr>
-              <w:t>—</w:t>
+              <w:t>s01q00b, s02q17_2, s02q15_2</w:t>
             </w:r>
           </w:p>
         </w:tc>
@@ -665,7 +665,7 @@
                 <w:i w:val="0"/>
                 <w:sz w:val="17"/>
               </w:rPr>
-              <w:t>Incohérence!!! seulement les écoles privées paient les frais de scolarité (y compris les frais d'inscription).</w:t>
+              <w:t>Incohérence!! OUREYE DIA fréquente 5ème année de Primaire mais ne paie ni la scolarité ni la cotisation, prière de corriger ou fournir une explication à cela.</w:t>
             </w:r>
           </w:p>
         </w:tc>
@@ -788,6 +788,546 @@
                 <w:i w:val="0"/>
                 <w:sz w:val="16"/>
               </w:rPr>
+              <w:t>S07</w:t>
+              <w:br/>
+            </w:r>
+            <w:r>
+              <w:rPr>
+                <w:b w:val="0"/>
+                <w:i w:val="0"/>
+                <w:color w:val="64748B"/>
+                <w:sz w:val="14"/>
+              </w:rPr>
+              <w:t>Consommation alimentaire</w:t>
+            </w:r>
+          </w:p>
+        </w:tc>
+        <w:tc>
+          <w:tcPr>
+            <w:tcW w:type="dxa" w:w="1531"/>
+          </w:tcPr>
+          <w:p>
+            <w:r>
+              <w:rPr>
+                <w:b/>
+                <w:i w:val="0"/>
+                <w:color w:val="16A34A"/>
+                <w:sz w:val="16"/>
+              </w:rPr>
+              <w:t>s00q27, s01q00a, s01q12, s01q13, s02q04, s03q11, s03q12, s01q01</w:t>
+            </w:r>
+          </w:p>
+        </w:tc>
+        <w:tc>
+          <w:tcPr>
+            <w:tcW w:type="dxa" w:w="1191"/>
+          </w:tcPr>
+          <w:p>
+            <w:r>
+              <w:rPr>
+                <w:b w:val="0"/>
+                <w:i w:val="0"/>
+                <w:color w:val="64748B"/>
+                <w:sz w:val="16"/>
+              </w:rPr>
+              <w:t>GT-CQ</w:t>
+            </w:r>
+          </w:p>
+        </w:tc>
+        <w:tc>
+          <w:tcPr>
+            <w:tcW w:type="dxa" w:w="4706"/>
+          </w:tcPr>
+          <w:p>
+            <w:r>
+              <w:rPr>
+                <w:b w:val="0"/>
+                <w:i w:val="0"/>
+                <w:sz w:val="17"/>
+              </w:rPr>
+              <w:t>Avertissement!!! Le ménage a consommé 56 Sachets industriel de Petit de Café en poudre soluble  ce qui semble incoherent pour une consommation aucours des 7 derniers jours, prière de verifier et corriger.</w:t>
+            </w:r>
+          </w:p>
+        </w:tc>
+      </w:tr>
+      <w:tr>
+        <w:tc>
+          <w:tcPr>
+            <w:tcW w:type="dxa" w:w="964"/>
+          </w:tcPr>
+          <w:p>
+            <w:r>
+              <w:rPr>
+                <w:b/>
+                <w:i w:val="0"/>
+                <w:color w:val="DC2626"/>
+                <w:sz w:val="16"/>
+              </w:rPr>
+              <w:t>Haute</w:t>
+            </w:r>
+          </w:p>
+        </w:tc>
+        <w:tc>
+          <w:tcPr>
+            <w:tcW w:type="dxa" w:w="1247"/>
+          </w:tcPr>
+          <w:p>
+            <w:r>
+              <w:rPr>
+                <w:b/>
+                <w:i w:val="0"/>
+                <w:sz w:val="16"/>
+              </w:rPr>
+              <w:t>S07</w:t>
+              <w:br/>
+            </w:r>
+            <w:r>
+              <w:rPr>
+                <w:b w:val="0"/>
+                <w:i w:val="0"/>
+                <w:color w:val="64748B"/>
+                <w:sz w:val="14"/>
+              </w:rPr>
+              <w:t>Consommation alimentaire</w:t>
+            </w:r>
+          </w:p>
+        </w:tc>
+        <w:tc>
+          <w:tcPr>
+            <w:tcW w:type="dxa" w:w="1531"/>
+          </w:tcPr>
+          <w:p>
+            <w:r>
+              <w:rPr>
+                <w:b/>
+                <w:i w:val="0"/>
+                <w:color w:val="16A34A"/>
+                <w:sz w:val="16"/>
+              </w:rPr>
+              <w:t>s00q27, s01q00a, s01q12, s01q13, s02q04, s03q11, s03q12, s01q01</w:t>
+            </w:r>
+          </w:p>
+        </w:tc>
+        <w:tc>
+          <w:tcPr>
+            <w:tcW w:type="dxa" w:w="1191"/>
+          </w:tcPr>
+          <w:p>
+            <w:r>
+              <w:rPr>
+                <w:b w:val="0"/>
+                <w:i w:val="0"/>
+                <w:color w:val="64748B"/>
+                <w:sz w:val="16"/>
+              </w:rPr>
+              <w:t>GT-CQ</w:t>
+            </w:r>
+          </w:p>
+        </w:tc>
+        <w:tc>
+          <w:tcPr>
+            <w:tcW w:type="dxa" w:w="4706"/>
+          </w:tcPr>
+          <w:p>
+            <w:r>
+              <w:rPr>
+                <w:b w:val="0"/>
+                <w:i w:val="0"/>
+                <w:sz w:val="17"/>
+              </w:rPr>
+              <w:t>Avertissement!!! Le ménage a consommé 70 miche de Petit de Pain traditionnel (tapalapa)  ce qui semble incoherent pour une consommation aucours des 7 derniers jours, prière de verifier et corriger.</w:t>
+            </w:r>
+          </w:p>
+        </w:tc>
+      </w:tr>
+      <w:tr>
+        <w:tc>
+          <w:tcPr>
+            <w:tcW w:type="dxa" w:w="964"/>
+          </w:tcPr>
+          <w:p>
+            <w:r>
+              <w:rPr>
+                <w:b/>
+                <w:i w:val="0"/>
+                <w:color w:val="EA580C"/>
+                <w:sz w:val="16"/>
+              </w:rPr>
+              <w:t>Moyenne</w:t>
+            </w:r>
+          </w:p>
+        </w:tc>
+        <w:tc>
+          <w:tcPr>
+            <w:tcW w:type="dxa" w:w="1247"/>
+          </w:tcPr>
+          <w:p>
+            <w:r>
+              <w:rPr>
+                <w:b/>
+                <w:i w:val="0"/>
+                <w:sz w:val="16"/>
+              </w:rPr>
+              <w:t>S00</w:t>
+              <w:br/>
+            </w:r>
+            <w:r>
+              <w:rPr>
+                <w:b w:val="0"/>
+                <w:i w:val="0"/>
+                <w:color w:val="64748B"/>
+                <w:sz w:val="14"/>
+              </w:rPr>
+              <w:t>Identification</w:t>
+            </w:r>
+          </w:p>
+        </w:tc>
+        <w:tc>
+          <w:tcPr>
+            <w:tcW w:type="dxa" w:w="1531"/>
+          </w:tcPr>
+          <w:p>
+            <w:r>
+              <w:rPr>
+                <w:b/>
+                <w:i w:val="0"/>
+                <w:color w:val="16A34A"/>
+                <w:sz w:val="16"/>
+              </w:rPr>
+              <w:t>s00q27</w:t>
+            </w:r>
+          </w:p>
+        </w:tc>
+        <w:tc>
+          <w:tcPr>
+            <w:tcW w:type="dxa" w:w="1191"/>
+          </w:tcPr>
+          <w:p>
+            <w:r>
+              <w:rPr>
+                <w:b w:val="0"/>
+                <w:i w:val="0"/>
+                <w:color w:val="64748B"/>
+                <w:sz w:val="16"/>
+              </w:rPr>
+              <w:t>GT-CQ</w:t>
+            </w:r>
+          </w:p>
+        </w:tc>
+        <w:tc>
+          <w:tcPr>
+            <w:tcW w:type="dxa" w:w="4706"/>
+          </w:tcPr>
+          <w:p>
+            <w:r>
+              <w:rPr>
+                <w:b w:val="0"/>
+                <w:i w:val="0"/>
+                <w:sz w:val="17"/>
+              </w:rPr>
+              <w:t>Le questionnaire semble ne pas être complètement fini mais le questionnaire est en statut complet, prière de compléter le questionnaire.</w:t>
+            </w:r>
+          </w:p>
+        </w:tc>
+      </w:tr>
+      <w:tr>
+        <w:tc>
+          <w:tcPr>
+            <w:tcW w:type="dxa" w:w="964"/>
+          </w:tcPr>
+          <w:p>
+            <w:r>
+              <w:rPr>
+                <w:b/>
+                <w:i w:val="0"/>
+                <w:color w:val="EA580C"/>
+                <w:sz w:val="16"/>
+              </w:rPr>
+              <w:t>Moyenne</w:t>
+            </w:r>
+          </w:p>
+        </w:tc>
+        <w:tc>
+          <w:tcPr>
+            <w:tcW w:type="dxa" w:w="1247"/>
+          </w:tcPr>
+          <w:p>
+            <w:r>
+              <w:rPr>
+                <w:b/>
+                <w:i w:val="0"/>
+                <w:sz w:val="16"/>
+              </w:rPr>
+              <w:t>S00</w:t>
+              <w:br/>
+            </w:r>
+            <w:r>
+              <w:rPr>
+                <w:b w:val="0"/>
+                <w:i w:val="0"/>
+                <w:color w:val="64748B"/>
+                <w:sz w:val="14"/>
+              </w:rPr>
+              <w:t>Identification</w:t>
+            </w:r>
+          </w:p>
+        </w:tc>
+        <w:tc>
+          <w:tcPr>
+            <w:tcW w:type="dxa" w:w="1531"/>
+          </w:tcPr>
+          <w:p>
+            <w:r>
+              <w:rPr>
+                <w:b/>
+                <w:i w:val="0"/>
+                <w:color w:val="16A34A"/>
+                <w:sz w:val="16"/>
+              </w:rPr>
+              <w:t>—</w:t>
+            </w:r>
+          </w:p>
+        </w:tc>
+        <w:tc>
+          <w:tcPr>
+            <w:tcW w:type="dxa" w:w="1191"/>
+          </w:tcPr>
+          <w:p>
+            <w:r>
+              <w:rPr>
+                <w:b w:val="0"/>
+                <w:i w:val="0"/>
+                <w:color w:val="64748B"/>
+                <w:sz w:val="16"/>
+              </w:rPr>
+              <w:t>GT-CQ</w:t>
+            </w:r>
+          </w:p>
+        </w:tc>
+        <w:tc>
+          <w:tcPr>
+            <w:tcW w:type="dxa" w:w="4706"/>
+          </w:tcPr>
+          <w:p>
+            <w:r>
+              <w:rPr>
+                <w:b w:val="0"/>
+                <w:i w:val="0"/>
+                <w:sz w:val="17"/>
+              </w:rPr>
+              <w:t>L'adresse ou la localisation du ménage doit être bien renseignée, ne doit pas contenir des numéros de téléphone et elle semble courte pour être une adresse.</w:t>
+            </w:r>
+          </w:p>
+        </w:tc>
+      </w:tr>
+      <w:tr>
+        <w:tc>
+          <w:tcPr>
+            <w:tcW w:type="dxa" w:w="964"/>
+          </w:tcPr>
+          <w:p>
+            <w:r>
+              <w:rPr>
+                <w:b/>
+                <w:i w:val="0"/>
+                <w:color w:val="EA580C"/>
+                <w:sz w:val="16"/>
+              </w:rPr>
+              <w:t>Moyenne</w:t>
+            </w:r>
+          </w:p>
+        </w:tc>
+        <w:tc>
+          <w:tcPr>
+            <w:tcW w:type="dxa" w:w="1247"/>
+          </w:tcPr>
+          <w:p>
+            <w:r>
+              <w:rPr>
+                <w:b/>
+                <w:i w:val="0"/>
+                <w:sz w:val="16"/>
+              </w:rPr>
+              <w:t>S00</w:t>
+              <w:br/>
+            </w:r>
+            <w:r>
+              <w:rPr>
+                <w:b w:val="0"/>
+                <w:i w:val="0"/>
+                <w:color w:val="64748B"/>
+                <w:sz w:val="14"/>
+              </w:rPr>
+              <w:t>Identification</w:t>
+            </w:r>
+          </w:p>
+        </w:tc>
+        <w:tc>
+          <w:tcPr>
+            <w:tcW w:type="dxa" w:w="1531"/>
+          </w:tcPr>
+          <w:p>
+            <w:r>
+              <w:rPr>
+                <w:b/>
+                <w:i w:val="0"/>
+                <w:color w:val="16A34A"/>
+                <w:sz w:val="16"/>
+              </w:rPr>
+              <w:t>s00q08, s00q10</w:t>
+            </w:r>
+          </w:p>
+        </w:tc>
+        <w:tc>
+          <w:tcPr>
+            <w:tcW w:type="dxa" w:w="1191"/>
+          </w:tcPr>
+          <w:p>
+            <w:r>
+              <w:rPr>
+                <w:b w:val="0"/>
+                <w:i w:val="0"/>
+                <w:color w:val="64748B"/>
+                <w:sz w:val="16"/>
+              </w:rPr>
+              <w:t>GT-CQ</w:t>
+            </w:r>
+          </w:p>
+        </w:tc>
+        <w:tc>
+          <w:tcPr>
+            <w:tcW w:type="dxa" w:w="4706"/>
+          </w:tcPr>
+          <w:p>
+            <w:r>
+              <w:rPr>
+                <w:b w:val="0"/>
+                <w:i w:val="0"/>
+                <w:sz w:val="17"/>
+              </w:rPr>
+              <w:t>Prière de renseigner la bonne adresse.Le ménage de SAMBA DIA n'est pas un ménage sélectionné mais soit plutot un ménage de remplacement s'il a été réellement enquêté sinon remettez-le au ménage non rempli.</w:t>
+            </w:r>
+          </w:p>
+        </w:tc>
+      </w:tr>
+      <w:tr>
+        <w:tc>
+          <w:tcPr>
+            <w:tcW w:type="dxa" w:w="964"/>
+          </w:tcPr>
+          <w:p>
+            <w:r>
+              <w:rPr>
+                <w:b/>
+                <w:i w:val="0"/>
+                <w:color w:val="EA580C"/>
+                <w:sz w:val="16"/>
+              </w:rPr>
+              <w:t>Moyenne</w:t>
+            </w:r>
+          </w:p>
+        </w:tc>
+        <w:tc>
+          <w:tcPr>
+            <w:tcW w:type="dxa" w:w="1247"/>
+          </w:tcPr>
+          <w:p>
+            <w:r>
+              <w:rPr>
+                <w:b/>
+                <w:i w:val="0"/>
+                <w:sz w:val="16"/>
+              </w:rPr>
+              <w:t>S01</w:t>
+              <w:br/>
+            </w:r>
+            <w:r>
+              <w:rPr>
+                <w:b w:val="0"/>
+                <w:i w:val="0"/>
+                <w:color w:val="64748B"/>
+                <w:sz w:val="14"/>
+              </w:rPr>
+              <w:t>Démographie</w:t>
+            </w:r>
+          </w:p>
+        </w:tc>
+        <w:tc>
+          <w:tcPr>
+            <w:tcW w:type="dxa" w:w="1531"/>
+          </w:tcPr>
+          <w:p>
+            <w:r>
+              <w:rPr>
+                <w:b/>
+                <w:i w:val="0"/>
+                <w:color w:val="16A34A"/>
+                <w:sz w:val="16"/>
+              </w:rPr>
+              <w:t>s01q10_1</w:t>
+            </w:r>
+          </w:p>
+        </w:tc>
+        <w:tc>
+          <w:tcPr>
+            <w:tcW w:type="dxa" w:w="1191"/>
+          </w:tcPr>
+          <w:p>
+            <w:r>
+              <w:rPr>
+                <w:b w:val="0"/>
+                <w:i w:val="0"/>
+                <w:color w:val="64748B"/>
+                <w:sz w:val="16"/>
+              </w:rPr>
+              <w:t>GT-CQ</w:t>
+            </w:r>
+          </w:p>
+        </w:tc>
+        <w:tc>
+          <w:tcPr>
+            <w:tcW w:type="dxa" w:w="4706"/>
+          </w:tcPr>
+          <w:p>
+            <w:r>
+              <w:rPr>
+                <w:b w:val="0"/>
+                <w:i w:val="0"/>
+                <w:sz w:val="17"/>
+              </w:rPr>
+              <w:t>La taille du ménage lors de l'enquête principale (14) de ce ménage est inférieur à la taille du denombrement (25), prière de fournir des explications concrètes ou aller revisiter le ménage.</w:t>
+            </w:r>
+          </w:p>
+        </w:tc>
+      </w:tr>
+      <w:tr>
+        <w:tc>
+          <w:tcPr>
+            <w:tcW w:type="dxa" w:w="964"/>
+          </w:tcPr>
+          <w:p>
+            <w:r>
+              <w:rPr>
+                <w:b/>
+                <w:i w:val="0"/>
+                <w:color w:val="EA580C"/>
+                <w:sz w:val="16"/>
+              </w:rPr>
+              <w:t>Moyenne</w:t>
+            </w:r>
+          </w:p>
+        </w:tc>
+        <w:tc>
+          <w:tcPr>
+            <w:tcW w:type="dxa" w:w="1247"/>
+          </w:tcPr>
+          <w:p>
+            <w:r>
+              <w:rPr>
+                <w:b/>
+                <w:i w:val="0"/>
+                <w:sz w:val="16"/>
+              </w:rPr>
               <w:t>S02</w:t>
               <w:br/>
             </w:r>
@@ -814,7 +1354,7 @@
                 <w:color w:val="16A34A"/>
                 <w:sz w:val="16"/>
               </w:rPr>
-              <w:t>s01q00b, s02q17_2, s02q15_2</w:t>
+              <w:t>—</w:t>
             </w:r>
           </w:p>
         </w:tc>
@@ -845,7 +1385,7 @@
                 <w:i w:val="0"/>
                 <w:sz w:val="17"/>
               </w:rPr>
-              <w:t>Incohérence!! OUREYE DIA fréquente 5ème année de Primaire mais ne paie ni la scolarité ni la cotisation, prière de corriger ou fournir une explication à cela.</w:t>
+              <w:t>Attention ! Le frais de scolarité (1500 Fcfa) de MAMADOU DIA en 1ére année de Primaire est relativement élevé par rapport aux autres frais de scolarités observés dans cette zone.</w:t>
             </w:r>
           </w:p>
         </w:tc>
@@ -860,10 +1400,10 @@
               <w:rPr>
                 <w:b/>
                 <w:i w:val="0"/>
-                <w:color w:val="DC2626"/>
+                <w:color w:val="EA580C"/>
                 <w:sz w:val="16"/>
               </w:rPr>
-              <w:t>Haute</w:t>
+              <w:t>Moyenne</w:t>
             </w:r>
           </w:p>
         </w:tc>
@@ -878,7 +1418,7 @@
                 <w:i w:val="0"/>
                 <w:sz w:val="16"/>
               </w:rPr>
-              <w:t>S07</w:t>
+              <w:t>S02</w:t>
               <w:br/>
             </w:r>
             <w:r>
@@ -888,7 +1428,7 @@
                 <w:color w:val="64748B"/>
                 <w:sz w:val="14"/>
               </w:rPr>
-              <w:t>Consommation alimentaire</w:t>
+              <w:t>Éducation</w:t>
             </w:r>
           </w:p>
         </w:tc>
@@ -904,7 +1444,7 @@
                 <w:color w:val="16A34A"/>
                 <w:sz w:val="16"/>
               </w:rPr>
-              <w:t>s00q27, s01q00a, s01q12, s01q13, s02q04, s03q11, s03q12, s01q01</w:t>
+              <w:t>—</w:t>
             </w:r>
           </w:p>
         </w:tc>
@@ -935,1357 +1475,7 @@
                 <w:i w:val="0"/>
                 <w:sz w:val="17"/>
               </w:rPr>
-              <w:t>Avertissement!!! Le ménage a consommé 56 Sachets industriel de Petit de Café en poudre soluble  ce qui semble incoherent pour une consommation aucours des 7 derniers jours, prière de verifier et corriger.</w:t>
-            </w:r>
-          </w:p>
-        </w:tc>
-      </w:tr>
-      <w:tr>
-        <w:tc>
-          <w:tcPr>
-            <w:tcW w:type="dxa" w:w="964"/>
-          </w:tcPr>
-          <w:p>
-            <w:r>
-              <w:rPr>
-                <w:b/>
-                <w:i w:val="0"/>
-                <w:color w:val="DC2626"/>
-                <w:sz w:val="16"/>
-              </w:rPr>
-              <w:t>Haute</w:t>
-            </w:r>
-          </w:p>
-        </w:tc>
-        <w:tc>
-          <w:tcPr>
-            <w:tcW w:type="dxa" w:w="1247"/>
-          </w:tcPr>
-          <w:p>
-            <w:r>
-              <w:rPr>
-                <w:b/>
-                <w:i w:val="0"/>
-                <w:sz w:val="16"/>
-              </w:rPr>
-              <w:t>S07</w:t>
-              <w:br/>
-            </w:r>
-            <w:r>
-              <w:rPr>
-                <w:b w:val="0"/>
-                <w:i w:val="0"/>
-                <w:color w:val="64748B"/>
-                <w:sz w:val="14"/>
-              </w:rPr>
-              <w:t>Consommation alimentaire</w:t>
-            </w:r>
-          </w:p>
-        </w:tc>
-        <w:tc>
-          <w:tcPr>
-            <w:tcW w:type="dxa" w:w="1531"/>
-          </w:tcPr>
-          <w:p>
-            <w:r>
-              <w:rPr>
-                <w:b/>
-                <w:i w:val="0"/>
-                <w:color w:val="16A34A"/>
-                <w:sz w:val="16"/>
-              </w:rPr>
-              <w:t>s00q27, s01q00a, s01q12, s01q13, s02q04, s03q11, s03q12, s01q01</w:t>
-            </w:r>
-          </w:p>
-        </w:tc>
-        <w:tc>
-          <w:tcPr>
-            <w:tcW w:type="dxa" w:w="1191"/>
-          </w:tcPr>
-          <w:p>
-            <w:r>
-              <w:rPr>
-                <w:b w:val="0"/>
-                <w:i w:val="0"/>
-                <w:color w:val="64748B"/>
-                <w:sz w:val="16"/>
-              </w:rPr>
-              <w:t>GT-CQ</w:t>
-            </w:r>
-          </w:p>
-        </w:tc>
-        <w:tc>
-          <w:tcPr>
-            <w:tcW w:type="dxa" w:w="4706"/>
-          </w:tcPr>
-          <w:p>
-            <w:r>
-              <w:rPr>
-                <w:b w:val="0"/>
-                <w:i w:val="0"/>
-                <w:sz w:val="17"/>
-              </w:rPr>
-              <w:t>Avertissement!!! Le ménage a consommé 70 miche de Petit de Pain traditionnel (tapalapa)  ce qui semble incoherent pour une consommation aucours des 7 derniers jours, prière de verifier et corriger.</w:t>
-            </w:r>
-          </w:p>
-        </w:tc>
-      </w:tr>
-      <w:tr>
-        <w:tc>
-          <w:tcPr>
-            <w:tcW w:type="dxa" w:w="964"/>
-          </w:tcPr>
-          <w:p>
-            <w:r>
-              <w:rPr>
-                <w:b/>
-                <w:i w:val="0"/>
-                <w:color w:val="EA580C"/>
-                <w:sz w:val="16"/>
-              </w:rPr>
-              <w:t>Moyenne</w:t>
-            </w:r>
-          </w:p>
-        </w:tc>
-        <w:tc>
-          <w:tcPr>
-            <w:tcW w:type="dxa" w:w="1247"/>
-          </w:tcPr>
-          <w:p>
-            <w:r>
-              <w:rPr>
-                <w:b/>
-                <w:i w:val="0"/>
-                <w:sz w:val="16"/>
-              </w:rPr>
-              <w:t>S00</w:t>
-              <w:br/>
-            </w:r>
-            <w:r>
-              <w:rPr>
-                <w:b w:val="0"/>
-                <w:i w:val="0"/>
-                <w:color w:val="64748B"/>
-                <w:sz w:val="14"/>
-              </w:rPr>
-              <w:t>Identification</w:t>
-            </w:r>
-          </w:p>
-        </w:tc>
-        <w:tc>
-          <w:tcPr>
-            <w:tcW w:type="dxa" w:w="1531"/>
-          </w:tcPr>
-          <w:p>
-            <w:r>
-              <w:rPr>
-                <w:b/>
-                <w:i w:val="0"/>
-                <w:color w:val="16A34A"/>
-                <w:sz w:val="16"/>
-              </w:rPr>
-              <w:t>s00q27</w:t>
-            </w:r>
-          </w:p>
-        </w:tc>
-        <w:tc>
-          <w:tcPr>
-            <w:tcW w:type="dxa" w:w="1191"/>
-          </w:tcPr>
-          <w:p>
-            <w:r>
-              <w:rPr>
-                <w:b w:val="0"/>
-                <w:i w:val="0"/>
-                <w:color w:val="64748B"/>
-                <w:sz w:val="16"/>
-              </w:rPr>
-              <w:t>GT-CQ</w:t>
-            </w:r>
-          </w:p>
-        </w:tc>
-        <w:tc>
-          <w:tcPr>
-            <w:tcW w:type="dxa" w:w="4706"/>
-          </w:tcPr>
-          <w:p>
-            <w:r>
-              <w:rPr>
-                <w:b w:val="0"/>
-                <w:i w:val="0"/>
-                <w:sz w:val="17"/>
-              </w:rPr>
-              <w:t>Le questionnaire semble ne pas être complètement fini mais le questionnaire est en statut complet, prière de compléter le questionnaire.</w:t>
-            </w:r>
-          </w:p>
-        </w:tc>
-      </w:tr>
-      <w:tr>
-        <w:tc>
-          <w:tcPr>
-            <w:tcW w:type="dxa" w:w="964"/>
-          </w:tcPr>
-          <w:p>
-            <w:r>
-              <w:rPr>
-                <w:b/>
-                <w:i w:val="0"/>
-                <w:color w:val="EA580C"/>
-                <w:sz w:val="16"/>
-              </w:rPr>
-              <w:t>Moyenne</w:t>
-            </w:r>
-          </w:p>
-        </w:tc>
-        <w:tc>
-          <w:tcPr>
-            <w:tcW w:type="dxa" w:w="1247"/>
-          </w:tcPr>
-          <w:p>
-            <w:r>
-              <w:rPr>
-                <w:b/>
-                <w:i w:val="0"/>
-                <w:sz w:val="16"/>
-              </w:rPr>
-              <w:t>S00</w:t>
-              <w:br/>
-            </w:r>
-            <w:r>
-              <w:rPr>
-                <w:b w:val="0"/>
-                <w:i w:val="0"/>
-                <w:color w:val="64748B"/>
-                <w:sz w:val="14"/>
-              </w:rPr>
-              <w:t>Identification</w:t>
-            </w:r>
-          </w:p>
-        </w:tc>
-        <w:tc>
-          <w:tcPr>
-            <w:tcW w:type="dxa" w:w="1531"/>
-          </w:tcPr>
-          <w:p>
-            <w:r>
-              <w:rPr>
-                <w:b/>
-                <w:i w:val="0"/>
-                <w:color w:val="16A34A"/>
-                <w:sz w:val="16"/>
-              </w:rPr>
-              <w:t>—</w:t>
-            </w:r>
-          </w:p>
-        </w:tc>
-        <w:tc>
-          <w:tcPr>
-            <w:tcW w:type="dxa" w:w="1191"/>
-          </w:tcPr>
-          <w:p>
-            <w:r>
-              <w:rPr>
-                <w:b w:val="0"/>
-                <w:i w:val="0"/>
-                <w:color w:val="64748B"/>
-                <w:sz w:val="16"/>
-              </w:rPr>
-              <w:t>GT-CQ</w:t>
-            </w:r>
-          </w:p>
-        </w:tc>
-        <w:tc>
-          <w:tcPr>
-            <w:tcW w:type="dxa" w:w="4706"/>
-          </w:tcPr>
-          <w:p>
-            <w:r>
-              <w:rPr>
-                <w:b w:val="0"/>
-                <w:i w:val="0"/>
-                <w:sz w:val="17"/>
-              </w:rPr>
-              <w:t>L'adresse ou la localisation du ménage doit être bien renseignée, ne doit pas contenir des numéros de téléphone et elle semble courte pour être une adresse.</w:t>
-            </w:r>
-          </w:p>
-        </w:tc>
-      </w:tr>
-      <w:tr>
-        <w:tc>
-          <w:tcPr>
-            <w:tcW w:type="dxa" w:w="964"/>
-          </w:tcPr>
-          <w:p>
-            <w:r>
-              <w:rPr>
-                <w:b/>
-                <w:i w:val="0"/>
-                <w:color w:val="EA580C"/>
-                <w:sz w:val="16"/>
-              </w:rPr>
-              <w:t>Moyenne</w:t>
-            </w:r>
-          </w:p>
-        </w:tc>
-        <w:tc>
-          <w:tcPr>
-            <w:tcW w:type="dxa" w:w="1247"/>
-          </w:tcPr>
-          <w:p>
-            <w:r>
-              <w:rPr>
-                <w:b/>
-                <w:i w:val="0"/>
-                <w:sz w:val="16"/>
-              </w:rPr>
-              <w:t>S00</w:t>
-              <w:br/>
-            </w:r>
-            <w:r>
-              <w:rPr>
-                <w:b w:val="0"/>
-                <w:i w:val="0"/>
-                <w:color w:val="64748B"/>
-                <w:sz w:val="14"/>
-              </w:rPr>
-              <w:t>Identification</w:t>
-            </w:r>
-          </w:p>
-        </w:tc>
-        <w:tc>
-          <w:tcPr>
-            <w:tcW w:type="dxa" w:w="1531"/>
-          </w:tcPr>
-          <w:p>
-            <w:r>
-              <w:rPr>
-                <w:b/>
-                <w:i w:val="0"/>
-                <w:color w:val="16A34A"/>
-                <w:sz w:val="16"/>
-              </w:rPr>
-              <w:t>s00q08, s00q10</w:t>
-            </w:r>
-          </w:p>
-        </w:tc>
-        <w:tc>
-          <w:tcPr>
-            <w:tcW w:type="dxa" w:w="1191"/>
-          </w:tcPr>
-          <w:p>
-            <w:r>
-              <w:rPr>
-                <w:b w:val="0"/>
-                <w:i w:val="0"/>
-                <w:color w:val="64748B"/>
-                <w:sz w:val="16"/>
-              </w:rPr>
-              <w:t>GT-CQ</w:t>
-            </w:r>
-          </w:p>
-        </w:tc>
-        <w:tc>
-          <w:tcPr>
-            <w:tcW w:type="dxa" w:w="4706"/>
-          </w:tcPr>
-          <w:p>
-            <w:r>
-              <w:rPr>
-                <w:b w:val="0"/>
-                <w:i w:val="0"/>
-                <w:sz w:val="17"/>
-              </w:rPr>
-              <w:t>Prière de renseigner la bonne adresse.Le ménage de SAMBA DIA n'est pas un ménage sélectionné mais soit plutot un ménage de remplacement s'il a été réellement enquêté sinon remettez-le au ménage non rempli.</w:t>
-            </w:r>
-          </w:p>
-        </w:tc>
-      </w:tr>
-      <w:tr>
-        <w:tc>
-          <w:tcPr>
-            <w:tcW w:type="dxa" w:w="964"/>
-          </w:tcPr>
-          <w:p>
-            <w:r>
-              <w:rPr>
-                <w:b/>
-                <w:i w:val="0"/>
-                <w:color w:val="EA580C"/>
-                <w:sz w:val="16"/>
-              </w:rPr>
-              <w:t>Moyenne</w:t>
-            </w:r>
-          </w:p>
-        </w:tc>
-        <w:tc>
-          <w:tcPr>
-            <w:tcW w:type="dxa" w:w="1247"/>
-          </w:tcPr>
-          <w:p>
-            <w:r>
-              <w:rPr>
-                <w:b/>
-                <w:i w:val="0"/>
-                <w:sz w:val="16"/>
-              </w:rPr>
-              <w:t>S01</w:t>
-              <w:br/>
-            </w:r>
-            <w:r>
-              <w:rPr>
-                <w:b w:val="0"/>
-                <w:i w:val="0"/>
-                <w:color w:val="64748B"/>
-                <w:sz w:val="14"/>
-              </w:rPr>
-              <w:t>Démographie</w:t>
-            </w:r>
-          </w:p>
-        </w:tc>
-        <w:tc>
-          <w:tcPr>
-            <w:tcW w:type="dxa" w:w="1531"/>
-          </w:tcPr>
-          <w:p>
-            <w:r>
-              <w:rPr>
-                <w:b/>
-                <w:i w:val="0"/>
-                <w:color w:val="16A34A"/>
-                <w:sz w:val="16"/>
-              </w:rPr>
-              <w:t>s00q27, s01q03a, s01q03b, s01q03c, s01q00b</w:t>
-            </w:r>
-          </w:p>
-        </w:tc>
-        <w:tc>
-          <w:tcPr>
-            <w:tcW w:type="dxa" w:w="1191"/>
-          </w:tcPr>
-          <w:p>
-            <w:r>
-              <w:rPr>
-                <w:b w:val="0"/>
-                <w:i w:val="0"/>
-                <w:color w:val="64748B"/>
-                <w:sz w:val="16"/>
-              </w:rPr>
-              <w:t>GT-CQ</w:t>
-            </w:r>
-          </w:p>
-        </w:tc>
-        <w:tc>
-          <w:tcPr>
-            <w:tcW w:type="dxa" w:w="4706"/>
-          </w:tcPr>
-          <w:p>
-            <w:r>
-              <w:rPr>
-                <w:b w:val="0"/>
-                <w:i w:val="0"/>
-                <w:sz w:val="17"/>
-              </w:rPr>
-              <w:t>Les informations sur l'acte de naissance (ni Jours, ni mois et ni années) de  AMADOU DIA  manquent, s'il vous plait pouvez-vous fournir d'effort pour avoir ces informations.</w:t>
-            </w:r>
-          </w:p>
-        </w:tc>
-      </w:tr>
-      <w:tr>
-        <w:tc>
-          <w:tcPr>
-            <w:tcW w:type="dxa" w:w="964"/>
-          </w:tcPr>
-          <w:p>
-            <w:r>
-              <w:rPr>
-                <w:b/>
-                <w:i w:val="0"/>
-                <w:color w:val="EA580C"/>
-                <w:sz w:val="16"/>
-              </w:rPr>
-              <w:t>Moyenne</w:t>
-            </w:r>
-          </w:p>
-        </w:tc>
-        <w:tc>
-          <w:tcPr>
-            <w:tcW w:type="dxa" w:w="1247"/>
-          </w:tcPr>
-          <w:p>
-            <w:r>
-              <w:rPr>
-                <w:b/>
-                <w:i w:val="0"/>
-                <w:sz w:val="16"/>
-              </w:rPr>
-              <w:t>S01</w:t>
-              <w:br/>
-            </w:r>
-            <w:r>
-              <w:rPr>
-                <w:b w:val="0"/>
-                <w:i w:val="0"/>
-                <w:color w:val="64748B"/>
-                <w:sz w:val="14"/>
-              </w:rPr>
-              <w:t>Démographie</w:t>
-            </w:r>
-          </w:p>
-        </w:tc>
-        <w:tc>
-          <w:tcPr>
-            <w:tcW w:type="dxa" w:w="1531"/>
-          </w:tcPr>
-          <w:p>
-            <w:r>
-              <w:rPr>
-                <w:b/>
-                <w:i w:val="0"/>
-                <w:color w:val="16A34A"/>
-                <w:sz w:val="16"/>
-              </w:rPr>
-              <w:t>s00q27, s01q03a, s01q03b, s01q03c, s01q00b</w:t>
-            </w:r>
-          </w:p>
-        </w:tc>
-        <w:tc>
-          <w:tcPr>
-            <w:tcW w:type="dxa" w:w="1191"/>
-          </w:tcPr>
-          <w:p>
-            <w:r>
-              <w:rPr>
-                <w:b w:val="0"/>
-                <w:i w:val="0"/>
-                <w:color w:val="64748B"/>
-                <w:sz w:val="16"/>
-              </w:rPr>
-              <w:t>GT-CQ</w:t>
-            </w:r>
-          </w:p>
-        </w:tc>
-        <w:tc>
-          <w:tcPr>
-            <w:tcW w:type="dxa" w:w="4706"/>
-          </w:tcPr>
-          <w:p>
-            <w:r>
-              <w:rPr>
-                <w:b w:val="0"/>
-                <w:i w:val="0"/>
-                <w:sz w:val="17"/>
-              </w:rPr>
-              <w:t>Les informations sur l'acte de naissance (ni Jours, ni mois et ni années) de  KARDIATOU DIA  manquent, s'il vous plait pouvez-vous fournir d'effort pour avoir ces informations.</w:t>
-            </w:r>
-          </w:p>
-        </w:tc>
-      </w:tr>
-      <w:tr>
-        <w:tc>
-          <w:tcPr>
-            <w:tcW w:type="dxa" w:w="964"/>
-          </w:tcPr>
-          <w:p>
-            <w:r>
-              <w:rPr>
-                <w:b/>
-                <w:i w:val="0"/>
-                <w:color w:val="EA580C"/>
-                <w:sz w:val="16"/>
-              </w:rPr>
-              <w:t>Moyenne</w:t>
-            </w:r>
-          </w:p>
-        </w:tc>
-        <w:tc>
-          <w:tcPr>
-            <w:tcW w:type="dxa" w:w="1247"/>
-          </w:tcPr>
-          <w:p>
-            <w:r>
-              <w:rPr>
-                <w:b/>
-                <w:i w:val="0"/>
-                <w:sz w:val="16"/>
-              </w:rPr>
-              <w:t>S01</w:t>
-              <w:br/>
-            </w:r>
-            <w:r>
-              <w:rPr>
-                <w:b w:val="0"/>
-                <w:i w:val="0"/>
-                <w:color w:val="64748B"/>
-                <w:sz w:val="14"/>
-              </w:rPr>
-              <w:t>Démographie</w:t>
-            </w:r>
-          </w:p>
-        </w:tc>
-        <w:tc>
-          <w:tcPr>
-            <w:tcW w:type="dxa" w:w="1531"/>
-          </w:tcPr>
-          <w:p>
-            <w:r>
-              <w:rPr>
-                <w:b/>
-                <w:i w:val="0"/>
-                <w:color w:val="16A34A"/>
-                <w:sz w:val="16"/>
-              </w:rPr>
-              <w:t>s00q27, s01q03a, s01q03b, s01q03c, s01q00b</w:t>
-            </w:r>
-          </w:p>
-        </w:tc>
-        <w:tc>
-          <w:tcPr>
-            <w:tcW w:type="dxa" w:w="1191"/>
-          </w:tcPr>
-          <w:p>
-            <w:r>
-              <w:rPr>
-                <w:b w:val="0"/>
-                <w:i w:val="0"/>
-                <w:color w:val="64748B"/>
-                <w:sz w:val="16"/>
-              </w:rPr>
-              <w:t>GT-CQ</w:t>
-            </w:r>
-          </w:p>
-        </w:tc>
-        <w:tc>
-          <w:tcPr>
-            <w:tcW w:type="dxa" w:w="4706"/>
-          </w:tcPr>
-          <w:p>
-            <w:r>
-              <w:rPr>
-                <w:b w:val="0"/>
-                <w:i w:val="0"/>
-                <w:sz w:val="17"/>
-              </w:rPr>
-              <w:t>Les informations sur l'acte de naissance (ni Jours, ni mois et ni années) de  MAMADOU DIA  manquent, s'il vous plait pouvez-vous fournir d'effort pour avoir ces informations.</w:t>
-            </w:r>
-          </w:p>
-        </w:tc>
-      </w:tr>
-      <w:tr>
-        <w:tc>
-          <w:tcPr>
-            <w:tcW w:type="dxa" w:w="964"/>
-          </w:tcPr>
-          <w:p>
-            <w:r>
-              <w:rPr>
-                <w:b/>
-                <w:i w:val="0"/>
-                <w:color w:val="EA580C"/>
-                <w:sz w:val="16"/>
-              </w:rPr>
-              <w:t>Moyenne</w:t>
-            </w:r>
-          </w:p>
-        </w:tc>
-        <w:tc>
-          <w:tcPr>
-            <w:tcW w:type="dxa" w:w="1247"/>
-          </w:tcPr>
-          <w:p>
-            <w:r>
-              <w:rPr>
-                <w:b/>
-                <w:i w:val="0"/>
-                <w:sz w:val="16"/>
-              </w:rPr>
-              <w:t>S01</w:t>
-              <w:br/>
-            </w:r>
-            <w:r>
-              <w:rPr>
-                <w:b w:val="0"/>
-                <w:i w:val="0"/>
-                <w:color w:val="64748B"/>
-                <w:sz w:val="14"/>
-              </w:rPr>
-              <w:t>Démographie</w:t>
-            </w:r>
-          </w:p>
-        </w:tc>
-        <w:tc>
-          <w:tcPr>
-            <w:tcW w:type="dxa" w:w="1531"/>
-          </w:tcPr>
-          <w:p>
-            <w:r>
-              <w:rPr>
-                <w:b/>
-                <w:i w:val="0"/>
-                <w:color w:val="16A34A"/>
-                <w:sz w:val="16"/>
-              </w:rPr>
-              <w:t>s01q10_1</w:t>
-            </w:r>
-          </w:p>
-        </w:tc>
-        <w:tc>
-          <w:tcPr>
-            <w:tcW w:type="dxa" w:w="1191"/>
-          </w:tcPr>
-          <w:p>
-            <w:r>
-              <w:rPr>
-                <w:b w:val="0"/>
-                <w:i w:val="0"/>
-                <w:color w:val="64748B"/>
-                <w:sz w:val="16"/>
-              </w:rPr>
-              <w:t>GT-CQ</w:t>
-            </w:r>
-          </w:p>
-        </w:tc>
-        <w:tc>
-          <w:tcPr>
-            <w:tcW w:type="dxa" w:w="4706"/>
-          </w:tcPr>
-          <w:p>
-            <w:r>
-              <w:rPr>
-                <w:b w:val="0"/>
-                <w:i w:val="0"/>
-                <w:sz w:val="17"/>
-              </w:rPr>
-              <w:t>La taille du ménage lors de l'enquête principale (14) de ce ménage est inférieur à la taille du denombrement (25), prière de fournir des explications concrètes ou aller revisiter le ménage.</w:t>
-            </w:r>
-          </w:p>
-        </w:tc>
-      </w:tr>
-      <w:tr>
-        <w:tc>
-          <w:tcPr>
-            <w:tcW w:type="dxa" w:w="964"/>
-          </w:tcPr>
-          <w:p>
-            <w:r>
-              <w:rPr>
-                <w:b/>
-                <w:i w:val="0"/>
-                <w:color w:val="EA580C"/>
-                <w:sz w:val="16"/>
-              </w:rPr>
-              <w:t>Moyenne</w:t>
-            </w:r>
-          </w:p>
-        </w:tc>
-        <w:tc>
-          <w:tcPr>
-            <w:tcW w:type="dxa" w:w="1247"/>
-          </w:tcPr>
-          <w:p>
-            <w:r>
-              <w:rPr>
-                <w:b/>
-                <w:i w:val="0"/>
-                <w:sz w:val="16"/>
-              </w:rPr>
-              <w:t>S02</w:t>
-              <w:br/>
-            </w:r>
-            <w:r>
-              <w:rPr>
-                <w:b w:val="0"/>
-                <w:i w:val="0"/>
-                <w:color w:val="64748B"/>
-                <w:sz w:val="14"/>
-              </w:rPr>
-              <w:t>Éducation</w:t>
-            </w:r>
-          </w:p>
-        </w:tc>
-        <w:tc>
-          <w:tcPr>
-            <w:tcW w:type="dxa" w:w="1531"/>
-          </w:tcPr>
-          <w:p>
-            <w:r>
-              <w:rPr>
-                <w:b/>
-                <w:i w:val="0"/>
-                <w:color w:val="16A34A"/>
-                <w:sz w:val="16"/>
-              </w:rPr>
-              <w:t>—</w:t>
-            </w:r>
-          </w:p>
-        </w:tc>
-        <w:tc>
-          <w:tcPr>
-            <w:tcW w:type="dxa" w:w="1191"/>
-          </w:tcPr>
-          <w:p>
-            <w:r>
-              <w:rPr>
-                <w:b w:val="0"/>
-                <w:i w:val="0"/>
-                <w:color w:val="64748B"/>
-                <w:sz w:val="16"/>
-              </w:rPr>
-              <w:t>GT-CQ</w:t>
-            </w:r>
-          </w:p>
-        </w:tc>
-        <w:tc>
-          <w:tcPr>
-            <w:tcW w:type="dxa" w:w="4706"/>
-          </w:tcPr>
-          <w:p>
-            <w:r>
-              <w:rPr>
-                <w:b w:val="0"/>
-                <w:i w:val="0"/>
-                <w:sz w:val="17"/>
-              </w:rPr>
-              <w:t>veuillez, s'il vous plait, confirmer les frais de scolarité ( 1500 FCFA) payée de AISSATA DIA avec le QG ou apporter les corrections nécessaires.</w:t>
-            </w:r>
-          </w:p>
-        </w:tc>
-      </w:tr>
-      <w:tr>
-        <w:tc>
-          <w:tcPr>
-            <w:tcW w:type="dxa" w:w="964"/>
-          </w:tcPr>
-          <w:p>
-            <w:r>
-              <w:rPr>
-                <w:b/>
-                <w:i w:val="0"/>
-                <w:color w:val="EA580C"/>
-                <w:sz w:val="16"/>
-              </w:rPr>
-              <w:t>Moyenne</w:t>
-            </w:r>
-          </w:p>
-        </w:tc>
-        <w:tc>
-          <w:tcPr>
-            <w:tcW w:type="dxa" w:w="1247"/>
-          </w:tcPr>
-          <w:p>
-            <w:r>
-              <w:rPr>
-                <w:b/>
-                <w:i w:val="0"/>
-                <w:sz w:val="16"/>
-              </w:rPr>
-              <w:t>S02</w:t>
-              <w:br/>
-            </w:r>
-            <w:r>
-              <w:rPr>
-                <w:b w:val="0"/>
-                <w:i w:val="0"/>
-                <w:color w:val="64748B"/>
-                <w:sz w:val="14"/>
-              </w:rPr>
-              <w:t>Éducation</w:t>
-            </w:r>
-          </w:p>
-        </w:tc>
-        <w:tc>
-          <w:tcPr>
-            <w:tcW w:type="dxa" w:w="1531"/>
-          </w:tcPr>
-          <w:p>
-            <w:r>
-              <w:rPr>
-                <w:b/>
-                <w:i w:val="0"/>
-                <w:color w:val="16A34A"/>
-                <w:sz w:val="16"/>
-              </w:rPr>
-              <w:t>—</w:t>
-            </w:r>
-          </w:p>
-        </w:tc>
-        <w:tc>
-          <w:tcPr>
-            <w:tcW w:type="dxa" w:w="1191"/>
-          </w:tcPr>
-          <w:p>
-            <w:r>
-              <w:rPr>
-                <w:b w:val="0"/>
-                <w:i w:val="0"/>
-                <w:color w:val="64748B"/>
-                <w:sz w:val="16"/>
-              </w:rPr>
-              <w:t>GT-CQ</w:t>
-            </w:r>
-          </w:p>
-        </w:tc>
-        <w:tc>
-          <w:tcPr>
-            <w:tcW w:type="dxa" w:w="4706"/>
-          </w:tcPr>
-          <w:p>
-            <w:r>
-              <w:rPr>
-                <w:b w:val="0"/>
-                <w:i w:val="0"/>
-                <w:sz w:val="17"/>
-              </w:rPr>
-              <w:t>veuillez, s'il vous plait, confirmer les frais de scolarité ( 1500 FCFA) payée de KARDIATOU DIA avec le QG ou apporter les corrections nécessaires.</w:t>
-            </w:r>
-          </w:p>
-        </w:tc>
-      </w:tr>
-      <w:tr>
-        <w:tc>
-          <w:tcPr>
-            <w:tcW w:type="dxa" w:w="964"/>
-          </w:tcPr>
-          <w:p>
-            <w:r>
-              <w:rPr>
-                <w:b/>
-                <w:i w:val="0"/>
-                <w:color w:val="EA580C"/>
-                <w:sz w:val="16"/>
-              </w:rPr>
-              <w:t>Moyenne</w:t>
-            </w:r>
-          </w:p>
-        </w:tc>
-        <w:tc>
-          <w:tcPr>
-            <w:tcW w:type="dxa" w:w="1247"/>
-          </w:tcPr>
-          <w:p>
-            <w:r>
-              <w:rPr>
-                <w:b/>
-                <w:i w:val="0"/>
-                <w:sz w:val="16"/>
-              </w:rPr>
-              <w:t>S02</w:t>
-              <w:br/>
-            </w:r>
-            <w:r>
-              <w:rPr>
-                <w:b w:val="0"/>
-                <w:i w:val="0"/>
-                <w:color w:val="64748B"/>
-                <w:sz w:val="14"/>
-              </w:rPr>
-              <w:t>Éducation</w:t>
-            </w:r>
-          </w:p>
-        </w:tc>
-        <w:tc>
-          <w:tcPr>
-            <w:tcW w:type="dxa" w:w="1531"/>
-          </w:tcPr>
-          <w:p>
-            <w:r>
-              <w:rPr>
-                <w:b/>
-                <w:i w:val="0"/>
-                <w:color w:val="16A34A"/>
-                <w:sz w:val="16"/>
-              </w:rPr>
-              <w:t>—</w:t>
-            </w:r>
-          </w:p>
-        </w:tc>
-        <w:tc>
-          <w:tcPr>
-            <w:tcW w:type="dxa" w:w="1191"/>
-          </w:tcPr>
-          <w:p>
-            <w:r>
-              <w:rPr>
-                <w:b w:val="0"/>
-                <w:i w:val="0"/>
-                <w:color w:val="64748B"/>
-                <w:sz w:val="16"/>
-              </w:rPr>
-              <w:t>GT-CQ</w:t>
-            </w:r>
-          </w:p>
-        </w:tc>
-        <w:tc>
-          <w:tcPr>
-            <w:tcW w:type="dxa" w:w="4706"/>
-          </w:tcPr>
-          <w:p>
-            <w:r>
-              <w:rPr>
-                <w:b w:val="0"/>
-                <w:i w:val="0"/>
-                <w:sz w:val="17"/>
-              </w:rPr>
-              <w:t>veuillez, s'il vous plait, confirmer les frais de scolarité ( 1500 FCFA) payée de MAMADOU DIA avec le QG ou apporter les corrections nécessaires.</w:t>
-            </w:r>
-          </w:p>
-        </w:tc>
-      </w:tr>
-      <w:tr>
-        <w:tc>
-          <w:tcPr>
-            <w:tcW w:type="dxa" w:w="964"/>
-          </w:tcPr>
-          <w:p>
-            <w:r>
-              <w:rPr>
-                <w:b/>
-                <w:i w:val="0"/>
-                <w:color w:val="EA580C"/>
-                <w:sz w:val="16"/>
-              </w:rPr>
-              <w:t>Moyenne</w:t>
-            </w:r>
-          </w:p>
-        </w:tc>
-        <w:tc>
-          <w:tcPr>
-            <w:tcW w:type="dxa" w:w="1247"/>
-          </w:tcPr>
-          <w:p>
-            <w:r>
-              <w:rPr>
-                <w:b/>
-                <w:i w:val="0"/>
-                <w:sz w:val="16"/>
-              </w:rPr>
-              <w:t>S02</w:t>
-              <w:br/>
-            </w:r>
-            <w:r>
-              <w:rPr>
-                <w:b w:val="0"/>
-                <w:i w:val="0"/>
-                <w:color w:val="64748B"/>
-                <w:sz w:val="14"/>
-              </w:rPr>
-              <w:t>Éducation</w:t>
-            </w:r>
-          </w:p>
-        </w:tc>
-        <w:tc>
-          <w:tcPr>
-            <w:tcW w:type="dxa" w:w="1531"/>
-          </w:tcPr>
-          <w:p>
-            <w:r>
-              <w:rPr>
-                <w:b/>
-                <w:i w:val="0"/>
-                <w:color w:val="16A34A"/>
-                <w:sz w:val="16"/>
-              </w:rPr>
-              <w:t>—</w:t>
-            </w:r>
-          </w:p>
-        </w:tc>
-        <w:tc>
-          <w:tcPr>
-            <w:tcW w:type="dxa" w:w="1191"/>
-          </w:tcPr>
-          <w:p>
-            <w:r>
-              <w:rPr>
-                <w:b w:val="0"/>
-                <w:i w:val="0"/>
-                <w:color w:val="64748B"/>
-                <w:sz w:val="16"/>
-              </w:rPr>
-              <w:t>GT-CQ</w:t>
-            </w:r>
-          </w:p>
-        </w:tc>
-        <w:tc>
-          <w:tcPr>
-            <w:tcW w:type="dxa" w:w="4706"/>
-          </w:tcPr>
-          <w:p>
-            <w:r>
-              <w:rPr>
-                <w:b w:val="0"/>
-                <w:i w:val="0"/>
-                <w:sz w:val="17"/>
-              </w:rPr>
-              <w:t>Attention ! Le frais de scolarité (1500 Fcfa) de MAMADOU DIA en 1ére année de Primaire est relativement élevé par rapport aux autres frais de scolarités observés dans cette zone.</w:t>
-            </w:r>
-          </w:p>
-        </w:tc>
-      </w:tr>
-      <w:tr>
-        <w:tc>
-          <w:tcPr>
-            <w:tcW w:type="dxa" w:w="964"/>
-          </w:tcPr>
-          <w:p>
-            <w:r>
-              <w:rPr>
-                <w:b/>
-                <w:i w:val="0"/>
-                <w:color w:val="EA580C"/>
-                <w:sz w:val="16"/>
-              </w:rPr>
-              <w:t>Moyenne</w:t>
-            </w:r>
-          </w:p>
-        </w:tc>
-        <w:tc>
-          <w:tcPr>
-            <w:tcW w:type="dxa" w:w="1247"/>
-          </w:tcPr>
-          <w:p>
-            <w:r>
-              <w:rPr>
-                <w:b/>
-                <w:i w:val="0"/>
-                <w:sz w:val="16"/>
-              </w:rPr>
-              <w:t>S02</w:t>
-              <w:br/>
-            </w:r>
-            <w:r>
-              <w:rPr>
-                <w:b w:val="0"/>
-                <w:i w:val="0"/>
-                <w:color w:val="64748B"/>
-                <w:sz w:val="14"/>
-              </w:rPr>
-              <w:t>Éducation</w:t>
-            </w:r>
-          </w:p>
-        </w:tc>
-        <w:tc>
-          <w:tcPr>
-            <w:tcW w:type="dxa" w:w="1531"/>
-          </w:tcPr>
-          <w:p>
-            <w:r>
-              <w:rPr>
-                <w:b/>
-                <w:i w:val="0"/>
-                <w:color w:val="16A34A"/>
-                <w:sz w:val="16"/>
-              </w:rPr>
-              <w:t>—</w:t>
-            </w:r>
-          </w:p>
-        </w:tc>
-        <w:tc>
-          <w:tcPr>
-            <w:tcW w:type="dxa" w:w="1191"/>
-          </w:tcPr>
-          <w:p>
-            <w:r>
-              <w:rPr>
-                <w:b w:val="0"/>
-                <w:i w:val="0"/>
-                <w:color w:val="64748B"/>
-                <w:sz w:val="16"/>
-              </w:rPr>
-              <w:t>GT-CQ</w:t>
-            </w:r>
-          </w:p>
-        </w:tc>
-        <w:tc>
-          <w:tcPr>
-            <w:tcW w:type="dxa" w:w="4706"/>
-          </w:tcPr>
-          <w:p>
-            <w:r>
-              <w:rPr>
-                <w:b w:val="0"/>
-                <w:i w:val="0"/>
-                <w:sz w:val="17"/>
-              </w:rPr>
               <w:t>Prière de corriger ou de confirmer avec le QG.</w:t>
-            </w:r>
-          </w:p>
-        </w:tc>
-      </w:tr>
-      <w:tr>
-        <w:tc>
-          <w:tcPr>
-            <w:tcW w:type="dxa" w:w="964"/>
-          </w:tcPr>
-          <w:p>
-            <w:r>
-              <w:rPr>
-                <w:b/>
-                <w:i w:val="0"/>
-                <w:color w:val="EA580C"/>
-                <w:sz w:val="16"/>
-              </w:rPr>
-              <w:t>Moyenne</w:t>
-            </w:r>
-          </w:p>
-        </w:tc>
-        <w:tc>
-          <w:tcPr>
-            <w:tcW w:type="dxa" w:w="1247"/>
-          </w:tcPr>
-          <w:p>
-            <w:r>
-              <w:rPr>
-                <w:b/>
-                <w:i w:val="0"/>
-                <w:sz w:val="16"/>
-              </w:rPr>
-              <w:t>S02</w:t>
-              <w:br/>
-            </w:r>
-            <w:r>
-              <w:rPr>
-                <w:b w:val="0"/>
-                <w:i w:val="0"/>
-                <w:color w:val="64748B"/>
-                <w:sz w:val="14"/>
-              </w:rPr>
-              <w:t>Éducation</w:t>
-            </w:r>
-          </w:p>
-        </w:tc>
-        <w:tc>
-          <w:tcPr>
-            <w:tcW w:type="dxa" w:w="1531"/>
-          </w:tcPr>
-          <w:p>
-            <w:r>
-              <w:rPr>
-                <w:b/>
-                <w:i w:val="0"/>
-                <w:color w:val="16A34A"/>
-                <w:sz w:val="16"/>
-              </w:rPr>
-              <w:t>—</w:t>
-            </w:r>
-          </w:p>
-        </w:tc>
-        <w:tc>
-          <w:tcPr>
-            <w:tcW w:type="dxa" w:w="1191"/>
-          </w:tcPr>
-          <w:p>
-            <w:r>
-              <w:rPr>
-                <w:b w:val="0"/>
-                <w:i w:val="0"/>
-                <w:color w:val="64748B"/>
-                <w:sz w:val="16"/>
-              </w:rPr>
-              <w:t>GT-CQ</w:t>
-            </w:r>
-          </w:p>
-        </w:tc>
-        <w:tc>
-          <w:tcPr>
-            <w:tcW w:type="dxa" w:w="4706"/>
-          </w:tcPr>
-          <w:p>
-            <w:r>
-              <w:rPr>
-                <w:b w:val="0"/>
-                <w:i w:val="0"/>
-                <w:sz w:val="17"/>
-              </w:rPr>
-              <w:t>veuillez, s'il vous plait, confirmer les frais de scolarité ( 1500 FCFA) payée de MARY DIA avec le QG ou apporter les corrections nécessaires.</w:t>
-            </w:r>
-          </w:p>
-        </w:tc>
-      </w:tr>
-      <w:tr>
-        <w:tc>
-          <w:tcPr>
-            <w:tcW w:type="dxa" w:w="964"/>
-          </w:tcPr>
-          <w:p>
-            <w:r>
-              <w:rPr>
-                <w:b/>
-                <w:i w:val="0"/>
-                <w:color w:val="EA580C"/>
-                <w:sz w:val="16"/>
-              </w:rPr>
-              <w:t>Moyenne</w:t>
-            </w:r>
-          </w:p>
-        </w:tc>
-        <w:tc>
-          <w:tcPr>
-            <w:tcW w:type="dxa" w:w="1247"/>
-          </w:tcPr>
-          <w:p>
-            <w:r>
-              <w:rPr>
-                <w:b/>
-                <w:i w:val="0"/>
-                <w:sz w:val="16"/>
-              </w:rPr>
-              <w:t>S02</w:t>
-              <w:br/>
-            </w:r>
-            <w:r>
-              <w:rPr>
-                <w:b w:val="0"/>
-                <w:i w:val="0"/>
-                <w:color w:val="64748B"/>
-                <w:sz w:val="14"/>
-              </w:rPr>
-              <w:t>Éducation</w:t>
-            </w:r>
-          </w:p>
-        </w:tc>
-        <w:tc>
-          <w:tcPr>
-            <w:tcW w:type="dxa" w:w="1531"/>
-          </w:tcPr>
-          <w:p>
-            <w:r>
-              <w:rPr>
-                <w:b/>
-                <w:i w:val="0"/>
-                <w:color w:val="16A34A"/>
-                <w:sz w:val="16"/>
-              </w:rPr>
-              <w:t>—</w:t>
-            </w:r>
-          </w:p>
-        </w:tc>
-        <w:tc>
-          <w:tcPr>
-            <w:tcW w:type="dxa" w:w="1191"/>
-          </w:tcPr>
-          <w:p>
-            <w:r>
-              <w:rPr>
-                <w:b w:val="0"/>
-                <w:i w:val="0"/>
-                <w:color w:val="64748B"/>
-                <w:sz w:val="16"/>
-              </w:rPr>
-              <w:t>GT-CQ</w:t>
-            </w:r>
-          </w:p>
-        </w:tc>
-        <w:tc>
-          <w:tcPr>
-            <w:tcW w:type="dxa" w:w="4706"/>
-          </w:tcPr>
-          <w:p>
-            <w:r>
-              <w:rPr>
-                <w:b w:val="0"/>
-                <w:i w:val="0"/>
-                <w:sz w:val="17"/>
-              </w:rPr>
-              <w:t>veuillez, s'il vous plait, confirmer les frais de scolarité ( 5000 FCFA) payée de HOURAYE DIA avec le QG ou apporter les corrections nécessaires.</w:t>
             </w:r>
           </w:p>
         </w:tc>
